--- a/《生活的地基》_封面.docx
+++ b/《生活的地基》_封面.docx
@@ -53,7 +53,7 @@
                   <wp:posOffset>7164070</wp:posOffset>
                 </wp:positionH>
                 <wp:positionV relativeFrom="paragraph">
-                  <wp:posOffset>3968115</wp:posOffset>
+                  <wp:posOffset>4024630</wp:posOffset>
                 </wp:positionV>
                 <wp:extent cx="1828800" cy="1828800"/>
                 <wp:effectExtent l="0" t="0" r="0" b="0"/>
@@ -153,7 +153,7 @@
           </mc:Choice>
           <mc:Fallback>
             <w:pict>
-              <v:shape id="_x0000_s1026" o:spid="_x0000_s1026" o:spt="202" type="#_x0000_t202" style="position:absolute;left:0pt;margin-left:564.1pt;margin-top:312.45pt;height:144pt;width:144pt;mso-wrap-style:none;z-index:251661312;mso-width-relative:page;mso-height-relative:page;" filled="f" stroked="f" coordsize="21600,21600" o:gfxdata="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">
+              <v:shape id="_x0000_s1026" o:spid="_x0000_s1026" o:spt="202" type="#_x0000_t202" style="position:absolute;left:0pt;margin-left:564.1pt;margin-top:316.9pt;height:144pt;width:144pt;mso-wrap-style:none;z-index:251661312;mso-width-relative:page;mso-height-relative:page;" filled="f" stroked="f" coordsize="21600,21600" o:gfxdata="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">
                 <v:fill on="f" focussize="0,0"/>
                 <v:stroke on="f" weight="0.5pt"/>
                 <v:imagedata o:title=""/>
@@ -792,182 +792,6 @@
                           </w14:textFill>
                         </w:rPr>
                       </w:pPr>
-                    </w:p>
-                  </w:txbxContent>
-                </v:textbox>
-              </v:shape>
-            </w:pict>
-          </mc:Fallback>
-        </mc:AlternateContent>
-      </w:r>
-      <w:r>
-        <w:rPr>
-          <w:rFonts w:hint="eastAsia" w:ascii="Songti SC Regular" w:hAnsi="Songti SC Regular" w:eastAsia="Songti SC Regular" w:cs="Songti SC Regular"/>
-          <w:sz w:val="21"/>
-          <w:szCs w:val="21"/>
-        </w:rPr>
-        <mc:AlternateContent>
-          <mc:Choice Requires="wps">
-            <w:drawing>
-              <wp:anchor distT="0" distB="0" distL="114300" distR="114300" simplePos="0" relativeHeight="251665408" behindDoc="0" locked="0" layoutInCell="1" allowOverlap="1">
-                <wp:simplePos x="0" y="0"/>
-                <wp:positionH relativeFrom="column">
-                  <wp:posOffset>9148445</wp:posOffset>
-                </wp:positionH>
-                <wp:positionV relativeFrom="paragraph">
-                  <wp:posOffset>5386705</wp:posOffset>
-                </wp:positionV>
-                <wp:extent cx="1828800" cy="1828800"/>
-                <wp:effectExtent l="0" t="0" r="0" b="0"/>
-                <wp:wrapNone/>
-                <wp:docPr id="13" name="文本框 13"/>
-                <wp:cNvGraphicFramePr/>
-                <a:graphic xmlns:a="http://schemas.openxmlformats.org/drawingml/2006/main">
-                  <a:graphicData uri="http://schemas.microsoft.com/office/word/2010/wordprocessingShape">
-                    <wps:wsp>
-                      <wps:cNvSpPr txBox="1"/>
-                      <wps:spPr>
-                        <a:xfrm>
-                          <a:off x="0" y="0"/>
-                          <a:ext cx="1828800" cy="1828800"/>
-                        </a:xfrm>
-                        <a:prstGeom prst="rect">
-                          <a:avLst/>
-                        </a:prstGeom>
-                        <a:noFill/>
-                        <a:ln w="6350">
-                          <a:noFill/>
-                        </a:ln>
-                      </wps:spPr>
-                      <wps:style>
-                        <a:lnRef idx="0">
-                          <a:schemeClr val="accent1"/>
-                        </a:lnRef>
-                        <a:fillRef idx="0">
-                          <a:schemeClr val="accent1"/>
-                        </a:fillRef>
-                        <a:effectRef idx="0">
-                          <a:schemeClr val="accent1"/>
-                        </a:effectRef>
-                        <a:fontRef idx="minor">
-                          <a:schemeClr val="dk1"/>
-                        </a:fontRef>
-                      </wps:style>
-                      <wps:txbx>
-                        <w:txbxContent>
-                          <w:p>
-                            <w:pPr>
-                              <w:rPr>
-                                <w:rFonts w:hint="default" w:ascii="Songti SC Black" w:hAnsi="Songti SC Black" w:eastAsia="Songti SC Black" w:cs="Songti SC Black"/>
-                                <w:b/>
-                                <w:bCs/>
-                                <w:color w:val="FFFFFF" w:themeColor="background1"/>
-                                <w:sz w:val="28"/>
-                                <w:szCs w:val="28"/>
-                                <w:lang w:val="en-US" w:eastAsia="zh-CN"/>
-                                <w14:shadow w14:blurRad="38100" w14:dist="19050" w14:dir="2700000" w14:sx="100000" w14:sy="100000" w14:kx="0" w14:ky="0" w14:algn="tl">
-                                  <w14:schemeClr w14:val="dk1">
-                                    <w14:alpha w14:val="60000"/>
-                                    <w14:alpha w14:val="60000"/>
-                                  </w14:schemeClr>
-                                </w14:shadow>
-                                <w14:textFill>
-                                  <w14:solidFill>
-                                    <w14:schemeClr w14:val="bg1"/>
-                                  </w14:solidFill>
-                                </w14:textFill>
-                              </w:rPr>
-                            </w:pPr>
-                            <w:r>
-                              <w:rPr>
-                                <w:rFonts w:hint="eastAsia" w:ascii="Songti SC Black" w:hAnsi="Songti SC Black" w:eastAsia="Songti SC Black" w:cs="Songti SC Black"/>
-                                <w:b/>
-                                <w:bCs/>
-                                <w:color w:val="FFFFFF" w:themeColor="background1"/>
-                                <w:sz w:val="28"/>
-                                <w:szCs w:val="28"/>
-                                <w:lang w:val="en-US" w:eastAsia="zh-CN"/>
-                                <w14:shadow w14:blurRad="38100" w14:dist="19050" w14:dir="2700000" w14:sx="100000" w14:sy="100000" w14:kx="0" w14:ky="0" w14:algn="tl">
-                                  <w14:schemeClr w14:val="dk1">
-                                    <w14:alpha w14:val="60000"/>
-                                    <w14:alpha w14:val="60000"/>
-                                  </w14:schemeClr>
-                                </w14:shadow>
-                                <w14:textFill>
-                                  <w14:solidFill>
-                                    <w14:schemeClr w14:val="bg1"/>
-                                  </w14:solidFill>
-                                </w14:textFill>
-                              </w:rPr>
-                              <w:t>王庆港 著</w:t>
-                            </w:r>
-                          </w:p>
-                        </w:txbxContent>
-                      </wps:txbx>
-                      <wps:bodyPr rot="0" spcFirstLastPara="0" vertOverflow="overflow" horzOverflow="overflow" vert="horz" wrap="none" lIns="91440" tIns="45720" rIns="91440" bIns="45720" numCol="1" spcCol="0" rtlCol="0" fromWordArt="0" anchor="t" anchorCtr="0" forceAA="0" compatLnSpc="1">
-                        <a:spAutoFit/>
-                      </wps:bodyPr>
-                    </wps:wsp>
-                  </a:graphicData>
-                </a:graphic>
-              </wp:anchor>
-            </w:drawing>
-          </mc:Choice>
-          <mc:Fallback>
-            <w:pict>
-              <v:shape id="_x0000_s1026" o:spid="_x0000_s1026" o:spt="202" type="#_x0000_t202" style="position:absolute;left:0pt;margin-left:720.35pt;margin-top:424.15pt;height:144pt;width:144pt;mso-wrap-style:none;z-index:251665408;mso-width-relative:page;mso-height-relative:page;" filled="f" stroked="f" coordsize="21600,21600" o:gfxdata="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">
-                <v:fill on="f" focussize="0,0"/>
-                <v:stroke on="f" weight="0.5pt"/>
-                <v:imagedata o:title=""/>
-                <o:lock v:ext="edit" aspectratio="f"/>
-                <v:textbox style="mso-fit-shape-to-text:t;">
-                  <w:txbxContent>
-                    <w:p>
-                      <w:pPr>
-                        <w:rPr>
-                          <w:rFonts w:hint="default" w:ascii="Songti SC Black" w:hAnsi="Songti SC Black" w:eastAsia="Songti SC Black" w:cs="Songti SC Black"/>
-                          <w:b/>
-                          <w:bCs/>
-                          <w:color w:val="FFFFFF" w:themeColor="background1"/>
-                          <w:sz w:val="28"/>
-                          <w:szCs w:val="28"/>
-                          <w:lang w:val="en-US" w:eastAsia="zh-CN"/>
-                          <w14:shadow w14:blurRad="38100" w14:dist="19050" w14:dir="2700000" w14:sx="100000" w14:sy="100000" w14:kx="0" w14:ky="0" w14:algn="tl">
-                            <w14:schemeClr w14:val="dk1">
-                              <w14:alpha w14:val="60000"/>
-                              <w14:alpha w14:val="60000"/>
-                            </w14:schemeClr>
-                          </w14:shadow>
-                          <w14:textFill>
-                            <w14:solidFill>
-                              <w14:schemeClr w14:val="bg1"/>
-                            </w14:solidFill>
-                          </w14:textFill>
-                        </w:rPr>
-                      </w:pPr>
-                      <w:r>
-                        <w:rPr>
-                          <w:rFonts w:hint="eastAsia" w:ascii="Songti SC Black" w:hAnsi="Songti SC Black" w:eastAsia="Songti SC Black" w:cs="Songti SC Black"/>
-                          <w:b/>
-                          <w:bCs/>
-                          <w:color w:val="FFFFFF" w:themeColor="background1"/>
-                          <w:sz w:val="28"/>
-                          <w:szCs w:val="28"/>
-                          <w:lang w:val="en-US" w:eastAsia="zh-CN"/>
-                          <w14:shadow w14:blurRad="38100" w14:dist="19050" w14:dir="2700000" w14:sx="100000" w14:sy="100000" w14:kx="0" w14:ky="0" w14:algn="tl">
-                            <w14:schemeClr w14:val="dk1">
-                              <w14:alpha w14:val="60000"/>
-                              <w14:alpha w14:val="60000"/>
-                            </w14:schemeClr>
-                          </w14:shadow>
-                          <w14:textFill>
-                            <w14:solidFill>
-                              <w14:schemeClr w14:val="bg1"/>
-                            </w14:solidFill>
-                          </w14:textFill>
-                        </w:rPr>
-                        <w:t>王庆港 著</w:t>
-                      </w:r>
                     </w:p>
                   </w:txbxContent>
                 </v:textbox>
